--- a/docs/CO4-[23-50265-1].docx
+++ b/docs/CO4-[23-50265-1].docx
@@ -143,7 +143,25 @@
           <w:color w:val="183A63"/>
           <w:sz w:val="32"/>
         </w:rPr>
-        <w:t>INDIVIDUAL PROJECT ASSESSMENT  |  WEB TECHNOLOGIES</w:t>
+        <w:t xml:space="preserve">INDIVIDUAL PROJECT </w:t>
+      </w:r>
+      <w:proofErr w:type="gramStart"/>
+      <w:r>
+        <w:rPr>
+          <w:b/>
+          <w:color w:val="183A63"/>
+          <w:sz w:val="32"/>
+        </w:rPr>
+        <w:t>ASSESSMENT  |</w:t>
+      </w:r>
+      <w:proofErr w:type="gramEnd"/>
+      <w:r>
+        <w:rPr>
+          <w:b/>
+          <w:color w:val="183A63"/>
+          <w:sz w:val="32"/>
+        </w:rPr>
+        <w:t xml:space="preserve">  WEB TECHNOLOGIES</w:t>
       </w:r>
     </w:p>
     <w:p>
@@ -476,13 +494,23 @@
             <w:vAlign w:val="center"/>
           </w:tcPr>
           <w:p>
+            <w:proofErr w:type="spellStart"/>
             <w:r>
               <w:rPr>
                 <w:b/>
                 <w:color w:val="183A63"/>
                 <w:sz w:val="15"/>
               </w:rPr>
-              <w:t>Git Repo</w:t>
+              <w:t>Git</w:t>
+            </w:r>
+            <w:proofErr w:type="spellEnd"/>
+            <w:r>
+              <w:rPr>
+                <w:b/>
+                <w:color w:val="183A63"/>
+                <w:sz w:val="15"/>
+              </w:rPr>
+              <w:t xml:space="preserve"> Repo</w:t>
             </w:r>
           </w:p>
         </w:tc>
@@ -620,7 +648,25 @@
                 <w:color w:val="FFFFFF"/>
                 <w:sz w:val="18"/>
               </w:rPr>
-              <w:t>CO4: Coordinate with group members to develop multi-tier based web application</w:t>
+              <w:t>CO4: Coordinate with group members to develop multi-</w:t>
+            </w:r>
+            <w:proofErr w:type="gramStart"/>
+            <w:r>
+              <w:rPr>
+                <w:b/>
+                <w:color w:val="FFFFFF"/>
+                <w:sz w:val="18"/>
+              </w:rPr>
+              <w:t>tier based</w:t>
+            </w:r>
+            <w:proofErr w:type="gramEnd"/>
+            <w:r>
+              <w:rPr>
+                <w:b/>
+                <w:color w:val="FFFFFF"/>
+                <w:sz w:val="18"/>
+              </w:rPr>
+              <w:t xml:space="preserve"> web application</w:t>
             </w:r>
           </w:p>
         </w:tc>
@@ -1053,14 +1099,11 @@
         <w:jc w:val="center"/>
       </w:pPr>
       <w:r>
-        <w:rPr>
-          <w:noProof/>
-        </w:rPr>
         <w:drawing>
-          <wp:inline distT="0" distB="0" distL="0" distR="0" wp14:anchorId="555C6DE4" wp14:editId="31167316">
-            <wp:extent cx="7132320" cy="3665855"/>
-            <wp:effectExtent l="0" t="0" r="0" b="0"/>
-            <wp:docPr id="952772075" name="Picture 1"/>
+          <wp:inline distT="0" distB="0" distL="0" distR="0" wp14:anchorId="4B1011EB" wp14:editId="72AF03A3">
+            <wp:extent cx="7132320" cy="4489450"/>
+            <wp:effectExtent l="0" t="0" r="0" b="6350"/>
+            <wp:docPr id="574826910" name="Picture 1"/>
             <wp:cNvGraphicFramePr>
               <a:graphicFrameLocks xmlns:a="http://schemas.openxmlformats.org/drawingml/2006/main" noChangeAspect="1"/>
             </wp:cNvGraphicFramePr>
@@ -1068,7 +1111,7 @@
               <a:graphicData uri="http://schemas.openxmlformats.org/drawingml/2006/picture">
                 <pic:pic xmlns:pic="http://schemas.openxmlformats.org/drawingml/2006/picture">
                   <pic:nvPicPr>
-                    <pic:cNvPr id="952772075" name=""/>
+                    <pic:cNvPr id="574826910" name=""/>
                     <pic:cNvPicPr/>
                   </pic:nvPicPr>
                   <pic:blipFill>
@@ -1080,7 +1123,7 @@
                   <pic:spPr>
                     <a:xfrm>
                       <a:off x="0" y="0"/>
-                      <a:ext cx="7132320" cy="3665855"/>
+                      <a:ext cx="7132320" cy="4489450"/>
                     </a:xfrm>
                     <a:prstGeom prst="rect">
                       <a:avLst/>
@@ -13049,6 +13092,30 @@
 </file>
 
 <file path=customXml/item1.xml><?xml version="1.0" encoding="utf-8"?>
+<p:properties xmlns:p="http://schemas.microsoft.com/office/2006/metadata/properties" xmlns:xsi="http://www.w3.org/2001/XMLSchema-instance" xmlns:pc="http://schemas.microsoft.com/office/infopath/2007/PartnerControls">
+  <documentManagement>
+    <lcf76f155ced4ddcb4097134ff3c332f xmlns="e89bd651-a027-450b-961b-5fe5ec8507fb">
+      <Terms xmlns="http://schemas.microsoft.com/office/infopath/2007/PartnerControls"/>
+    </lcf76f155ced4ddcb4097134ff3c332f>
+    <TaxCatchAll xmlns="6aca64f0-1a7f-45a9-aeb0-68bfeee3fd7c" xsi:nil="true"/>
+  </documentManagement>
+</p:properties>
+</file>
+
+<file path=customXml/item2.xml><?xml version="1.0" encoding="utf-8"?>
+<?mso-contentType ?>
+<FormTemplates xmlns="http://schemas.microsoft.com/sharepoint/v3/contenttype/forms">
+  <Display>DocumentLibraryForm</Display>
+  <Edit>DocumentLibraryForm</Edit>
+  <New>DocumentLibraryForm</New>
+</FormTemplates>
+</file>
+
+<file path=customXml/item3.xml><?xml version="1.0" encoding="utf-8"?>
+<b:Sources xmlns:b="http://schemas.openxmlformats.org/officeDocument/2006/bibliography" xmlns="http://schemas.openxmlformats.org/officeDocument/2006/bibliography" SelectedStyle="/APA.XSL" StyleName="APA"/>
+</file>
+
+<file path=customXml/item4.xml><?xml version="1.0" encoding="utf-8"?>
 <ct:contentTypeSchema xmlns:ct="http://schemas.microsoft.com/office/2006/metadata/contentType" xmlns:ma="http://schemas.microsoft.com/office/2006/metadata/properties/metaAttributes" ct:_="" ma:_="" ma:contentTypeName="Document" ma:contentTypeID="0x0101006BA738DD7176B04DB0A7A860E99B23CF" ma:contentTypeVersion="11" ma:contentTypeDescription="Create a new document." ma:contentTypeScope="" ma:versionID="1472b4d096f94fdb7ae347886bfd411a">
   <xsd:schema xmlns:xsd="http://www.w3.org/2001/XMLSchema" xmlns:xs="http://www.w3.org/2001/XMLSchema" xmlns:p="http://schemas.microsoft.com/office/2006/metadata/properties" xmlns:ns2="e89bd651-a027-450b-961b-5fe5ec8507fb" xmlns:ns3="6aca64f0-1a7f-45a9-aeb0-68bfeee3fd7c" targetNamespace="http://schemas.microsoft.com/office/2006/metadata/properties" ma:root="true" ma:fieldsID="79cf5357dfe290cc73c5a76b8c23d869" ns2:_="" ns3:_="">
     <xsd:import namespace="e89bd651-a027-450b-961b-5fe5ec8507fb"/>
@@ -13243,31 +13310,34 @@
 </ct:contentTypeSchema>
 </file>
 
-<file path=customXml/item2.xml><?xml version="1.0" encoding="utf-8"?>
-<b:Sources xmlns:b="http://schemas.openxmlformats.org/officeDocument/2006/bibliography" xmlns="http://schemas.openxmlformats.org/officeDocument/2006/bibliography" SelectedStyle="/APA.XSL" StyleName="APA"/>
+<file path=customXml/itemProps1.xml><?xml version="1.0" encoding="utf-8"?>
+<ds:datastoreItem xmlns:ds="http://schemas.openxmlformats.org/officeDocument/2006/customXml" ds:itemID="{E3FBA4A6-D56F-41C8-B99C-876C20A3A504}">
+  <ds:schemaRefs>
+    <ds:schemaRef ds:uri="http://schemas.microsoft.com/office/2006/metadata/properties"/>
+    <ds:schemaRef ds:uri="http://schemas.microsoft.com/office/infopath/2007/PartnerControls"/>
+    <ds:schemaRef ds:uri="e89bd651-a027-450b-961b-5fe5ec8507fb"/>
+    <ds:schemaRef ds:uri="6aca64f0-1a7f-45a9-aeb0-68bfeee3fd7c"/>
+  </ds:schemaRefs>
+</ds:datastoreItem>
 </file>
 
-<file path=customXml/item3.xml><?xml version="1.0" encoding="utf-8"?>
-<?mso-contentType ?>
-<FormTemplates xmlns="http://schemas.microsoft.com/sharepoint/v3/contenttype/forms">
-  <Display>DocumentLibraryForm</Display>
-  <Edit>DocumentLibraryForm</Edit>
-  <New>DocumentLibraryForm</New>
-</FormTemplates>
+<file path=customXml/itemProps2.xml><?xml version="1.0" encoding="utf-8"?>
+<ds:datastoreItem xmlns:ds="http://schemas.openxmlformats.org/officeDocument/2006/customXml" ds:itemID="{E4380B08-198C-4892-9F78-DF5657963864}">
+  <ds:schemaRefs>
+    <ds:schemaRef ds:uri="http://schemas.microsoft.com/sharepoint/v3/contenttype/forms"/>
+  </ds:schemaRefs>
+</ds:datastoreItem>
 </file>
 
-<file path=customXml/item4.xml><?xml version="1.0" encoding="utf-8"?>
-<p:properties xmlns:p="http://schemas.microsoft.com/office/2006/metadata/properties" xmlns:xsi="http://www.w3.org/2001/XMLSchema-instance" xmlns:pc="http://schemas.microsoft.com/office/infopath/2007/PartnerControls">
-  <documentManagement>
-    <lcf76f155ced4ddcb4097134ff3c332f xmlns="e89bd651-a027-450b-961b-5fe5ec8507fb">
-      <Terms xmlns="http://schemas.microsoft.com/office/infopath/2007/PartnerControls"/>
-    </lcf76f155ced4ddcb4097134ff3c332f>
-    <TaxCatchAll xmlns="6aca64f0-1a7f-45a9-aeb0-68bfeee3fd7c" xsi:nil="true"/>
-  </documentManagement>
-</p:properties>
+<file path=customXml/itemProps3.xml><?xml version="1.0" encoding="utf-8"?>
+<ds:datastoreItem xmlns:ds="http://schemas.openxmlformats.org/officeDocument/2006/customXml" ds:itemID="{EF278816-EC6F-A645-907D-7F25AECB1D4A}">
+  <ds:schemaRefs>
+    <ds:schemaRef ds:uri="http://schemas.openxmlformats.org/officeDocument/2006/bibliography"/>
+  </ds:schemaRefs>
+</ds:datastoreItem>
 </file>
 
-<file path=customXml/itemProps1.xml><?xml version="1.0" encoding="utf-8"?>
+<file path=customXml/itemProps4.xml><?xml version="1.0" encoding="utf-8"?>
 <ds:datastoreItem xmlns:ds="http://schemas.openxmlformats.org/officeDocument/2006/customXml" ds:itemID="{85E7ED55-749C-48E8-B15C-237AAB5C904E}">
   <ds:schemaRefs>
     <ds:schemaRef ds:uri="http://schemas.microsoft.com/office/2006/metadata/contentType"/>
@@ -13284,31 +13354,4 @@
     <ds:schemaRef ds:uri="http://schemas.microsoft.com/internal/obd"/>
   </ds:schemaRefs>
 </ds:datastoreItem>
-</file>
-
-<file path=customXml/itemProps2.xml><?xml version="1.0" encoding="utf-8"?>
-<ds:datastoreItem xmlns:ds="http://schemas.openxmlformats.org/officeDocument/2006/customXml" ds:itemID="{EF278816-EC6F-A645-907D-7F25AECB1D4A}">
-  <ds:schemaRefs>
-    <ds:schemaRef ds:uri="http://schemas.openxmlformats.org/officeDocument/2006/bibliography"/>
-  </ds:schemaRefs>
-</ds:datastoreItem>
-</file>
-
-<file path=customXml/itemProps3.xml><?xml version="1.0" encoding="utf-8"?>
-<ds:datastoreItem xmlns:ds="http://schemas.openxmlformats.org/officeDocument/2006/customXml" ds:itemID="{E4380B08-198C-4892-9F78-DF5657963864}">
-  <ds:schemaRefs>
-    <ds:schemaRef ds:uri="http://schemas.microsoft.com/sharepoint/v3/contenttype/forms"/>
-  </ds:schemaRefs>
-</ds:datastoreItem>
-</file>
-
-<file path=customXml/itemProps4.xml><?xml version="1.0" encoding="utf-8"?>
-<ds:datastoreItem xmlns:ds="http://schemas.openxmlformats.org/officeDocument/2006/customXml" ds:itemID="{E3FBA4A6-D56F-41C8-B99C-876C20A3A504}">
-  <ds:schemaRefs>
-    <ds:schemaRef ds:uri="http://schemas.microsoft.com/office/2006/metadata/properties"/>
-    <ds:schemaRef ds:uri="http://schemas.microsoft.com/office/infopath/2007/PartnerControls"/>
-    <ds:schemaRef ds:uri="e89bd651-a027-450b-961b-5fe5ec8507fb"/>
-    <ds:schemaRef ds:uri="6aca64f0-1a7f-45a9-aeb0-68bfeee3fd7c"/>
-  </ds:schemaRefs>
-</ds:datastoreItem>
 </file>